--- a/LLM_and_Enterprise_RAG_Bootcamp/Lab_Walkthroughs/Week_10_Lab_B_adk_mcp_and_a2a_condensed.docx
+++ b/LLM_and_Enterprise_RAG_Bootcamp/Lab_Walkthroughs/Week_10_Lab_B_adk_mcp_and_a2a_condensed.docx
@@ -155,6 +155,547 @@
           <w:sz w:val="22"/>
         </w:rPr>
         <w:t>Test end-to-end with three external callers.</w:t>
+      </w:r>
+    </w:p>
+    <w:p>
+      <w:r>
+        <w:rPr>
+          <w:b/>
+          <w:color w:val="1E2761"/>
+          <w:sz w:val="32"/>
+        </w:rPr>
+        <w:t>Starter Code</w:t>
+      </w:r>
+    </w:p>
+    <w:p>
+      <w:r>
+        <w:rPr>
+          <w:color w:val="333333"/>
+          <w:sz w:val="22"/>
+        </w:rPr>
+        <w:t>Copy this into the lab workspace and fill in the marked sections.</w:t>
+      </w:r>
+    </w:p>
+    <w:p>
+      <w:pPr>
+        <w:spacing w:after="0" w:before="0"/>
+      </w:pPr>
+      <w:r>
+        <w:rPr>
+          <w:rFonts w:ascii="Consolas" w:hAnsi="Consolas"/>
+          <w:color w:val="101010"/>
+          <w:sz w:val="18"/>
+        </w:rPr>
+        <w:t>from fastmcp import FastMCP</w:t>
+      </w:r>
+    </w:p>
+    <w:p>
+      <w:pPr>
+        <w:spacing w:after="0" w:before="0"/>
+      </w:pPr>
+      <w:r>
+        <w:rPr>
+          <w:rFonts w:ascii="Consolas" w:hAnsi="Consolas"/>
+          <w:color w:val="101010"/>
+          <w:sz w:val="18"/>
+        </w:rPr>
+        <w:t>import sqlite3</w:t>
+      </w:r>
+    </w:p>
+    <w:p>
+      <w:pPr>
+        <w:spacing w:after="0" w:before="0"/>
+      </w:pPr>
+      <w:r>
+        <w:rPr>
+          <w:rFonts w:ascii="Consolas" w:hAnsi="Consolas"/>
+          <w:color w:val="101010"/>
+          <w:sz w:val="18"/>
+        </w:rPr>
+        <w:t xml:space="preserve"> </w:t>
+      </w:r>
+    </w:p>
+    <w:p>
+      <w:pPr>
+        <w:spacing w:after="0" w:before="0"/>
+      </w:pPr>
+      <w:r>
+        <w:rPr>
+          <w:rFonts w:ascii="Consolas" w:hAnsi="Consolas"/>
+          <w:color w:val="101010"/>
+          <w:sz w:val="18"/>
+        </w:rPr>
+        <w:t>mcp = FastMCP('sql-tools')</w:t>
+      </w:r>
+    </w:p>
+    <w:p>
+      <w:pPr>
+        <w:spacing w:after="0" w:before="0"/>
+      </w:pPr>
+      <w:r>
+        <w:rPr>
+          <w:rFonts w:ascii="Consolas" w:hAnsi="Consolas"/>
+          <w:color w:val="101010"/>
+          <w:sz w:val="18"/>
+        </w:rPr>
+        <w:t>DB = 'data/sample.db'</w:t>
+      </w:r>
+    </w:p>
+    <w:p>
+      <w:pPr>
+        <w:spacing w:after="0" w:before="0"/>
+      </w:pPr>
+      <w:r>
+        <w:rPr>
+          <w:rFonts w:ascii="Consolas" w:hAnsi="Consolas"/>
+          <w:color w:val="101010"/>
+          <w:sz w:val="18"/>
+        </w:rPr>
+        <w:t xml:space="preserve"> </w:t>
+      </w:r>
+    </w:p>
+    <w:p>
+      <w:pPr>
+        <w:spacing w:after="0" w:before="0"/>
+      </w:pPr>
+      <w:r>
+        <w:rPr>
+          <w:rFonts w:ascii="Consolas" w:hAnsi="Consolas"/>
+          <w:color w:val="101010"/>
+          <w:sz w:val="18"/>
+        </w:rPr>
+        <w:t>@mcp.tool()</w:t>
+      </w:r>
+    </w:p>
+    <w:p>
+      <w:pPr>
+        <w:spacing w:after="0" w:before="0"/>
+      </w:pPr>
+      <w:r>
+        <w:rPr>
+          <w:rFonts w:ascii="Consolas" w:hAnsi="Consolas"/>
+          <w:color w:val="101010"/>
+          <w:sz w:val="18"/>
+        </w:rPr>
+        <w:t>def list_tables() -&gt; list[str]:</w:t>
+      </w:r>
+    </w:p>
+    <w:p>
+      <w:pPr>
+        <w:spacing w:after="0" w:before="0"/>
+      </w:pPr>
+      <w:r>
+        <w:rPr>
+          <w:rFonts w:ascii="Consolas" w:hAnsi="Consolas"/>
+          <w:color w:val="101010"/>
+          <w:sz w:val="18"/>
+        </w:rPr>
+        <w:t xml:space="preserve">    '''List all tables in the database.'''</w:t>
+      </w:r>
+    </w:p>
+    <w:p>
+      <w:pPr>
+        <w:spacing w:after="0" w:before="0"/>
+      </w:pPr>
+      <w:r>
+        <w:rPr>
+          <w:rFonts w:ascii="Consolas" w:hAnsi="Consolas"/>
+          <w:color w:val="101010"/>
+          <w:sz w:val="18"/>
+        </w:rPr>
+        <w:t xml:space="preserve">    con = sqlite3.connect(DB)</w:t>
+      </w:r>
+    </w:p>
+    <w:p>
+      <w:pPr>
+        <w:spacing w:after="0" w:before="0"/>
+      </w:pPr>
+      <w:r>
+        <w:rPr>
+          <w:rFonts w:ascii="Consolas" w:hAnsi="Consolas"/>
+          <w:color w:val="101010"/>
+          <w:sz w:val="18"/>
+        </w:rPr>
+        <w:t xml:space="preserve">    rows = con.execute(</w:t>
+      </w:r>
+    </w:p>
+    <w:p>
+      <w:pPr>
+        <w:spacing w:after="0" w:before="0"/>
+      </w:pPr>
+      <w:r>
+        <w:rPr>
+          <w:rFonts w:ascii="Consolas" w:hAnsi="Consolas"/>
+          <w:color w:val="101010"/>
+          <w:sz w:val="18"/>
+        </w:rPr>
+        <w:t xml:space="preserve">        "SELECT name FROM sqlite_master WHERE type='table'").fetchall()</w:t>
+      </w:r>
+    </w:p>
+    <w:p>
+      <w:pPr>
+        <w:spacing w:after="0" w:before="0"/>
+      </w:pPr>
+      <w:r>
+        <w:rPr>
+          <w:rFonts w:ascii="Consolas" w:hAnsi="Consolas"/>
+          <w:color w:val="101010"/>
+          <w:sz w:val="18"/>
+        </w:rPr>
+        <w:t xml:space="preserve">    return [r[0] for r in rows]</w:t>
+      </w:r>
+    </w:p>
+    <w:p>
+      <w:pPr>
+        <w:spacing w:after="0" w:before="0"/>
+      </w:pPr>
+      <w:r>
+        <w:rPr>
+          <w:rFonts w:ascii="Consolas" w:hAnsi="Consolas"/>
+          <w:color w:val="101010"/>
+          <w:sz w:val="18"/>
+        </w:rPr>
+        <w:t xml:space="preserve"> </w:t>
+      </w:r>
+    </w:p>
+    <w:p>
+      <w:pPr>
+        <w:spacing w:after="0" w:before="0"/>
+      </w:pPr>
+      <w:r>
+        <w:rPr>
+          <w:rFonts w:ascii="Consolas" w:hAnsi="Consolas"/>
+          <w:color w:val="101010"/>
+          <w:sz w:val="18"/>
+        </w:rPr>
+        <w:t>@mcp.tool()</w:t>
+      </w:r>
+    </w:p>
+    <w:p>
+      <w:pPr>
+        <w:spacing w:after="0" w:before="0"/>
+      </w:pPr>
+      <w:r>
+        <w:rPr>
+          <w:rFonts w:ascii="Consolas" w:hAnsi="Consolas"/>
+          <w:color w:val="101010"/>
+          <w:sz w:val="18"/>
+        </w:rPr>
+        <w:t>def get_schema(table: str) -&gt; str:</w:t>
+      </w:r>
+    </w:p>
+    <w:p>
+      <w:pPr>
+        <w:spacing w:after="0" w:before="0"/>
+      </w:pPr>
+      <w:r>
+        <w:rPr>
+          <w:rFonts w:ascii="Consolas" w:hAnsi="Consolas"/>
+          <w:color w:val="101010"/>
+          <w:sz w:val="18"/>
+        </w:rPr>
+        <w:t xml:space="preserve">    '''Return the CREATE TABLE statement for a table.'''</w:t>
+      </w:r>
+    </w:p>
+    <w:p>
+      <w:pPr>
+        <w:spacing w:after="0" w:before="0"/>
+      </w:pPr>
+      <w:r>
+        <w:rPr>
+          <w:rFonts w:ascii="Consolas" w:hAnsi="Consolas"/>
+          <w:color w:val="101010"/>
+          <w:sz w:val="18"/>
+        </w:rPr>
+        <w:t xml:space="preserve">    con = sqlite3.connect(DB)</w:t>
+      </w:r>
+    </w:p>
+    <w:p>
+      <w:pPr>
+        <w:spacing w:after="0" w:before="0"/>
+      </w:pPr>
+      <w:r>
+        <w:rPr>
+          <w:rFonts w:ascii="Consolas" w:hAnsi="Consolas"/>
+          <w:color w:val="101010"/>
+          <w:sz w:val="18"/>
+        </w:rPr>
+        <w:t xml:space="preserve">    row = con.execute(</w:t>
+      </w:r>
+    </w:p>
+    <w:p>
+      <w:pPr>
+        <w:spacing w:after="0" w:before="0"/>
+      </w:pPr>
+      <w:r>
+        <w:rPr>
+          <w:rFonts w:ascii="Consolas" w:hAnsi="Consolas"/>
+          <w:color w:val="101010"/>
+          <w:sz w:val="18"/>
+        </w:rPr>
+        <w:t xml:space="preserve">        "SELECT sql FROM sqlite_master WHERE name=?", (table,)).fetchone()</w:t>
+      </w:r>
+    </w:p>
+    <w:p>
+      <w:pPr>
+        <w:spacing w:after="0" w:before="0"/>
+      </w:pPr>
+      <w:r>
+        <w:rPr>
+          <w:rFonts w:ascii="Consolas" w:hAnsi="Consolas"/>
+          <w:color w:val="101010"/>
+          <w:sz w:val="18"/>
+        </w:rPr>
+        <w:t xml:space="preserve">    return row[0] if row else 'no such table'</w:t>
+      </w:r>
+    </w:p>
+    <w:p>
+      <w:pPr>
+        <w:spacing w:after="0" w:before="0"/>
+      </w:pPr>
+      <w:r>
+        <w:rPr>
+          <w:rFonts w:ascii="Consolas" w:hAnsi="Consolas"/>
+          <w:color w:val="101010"/>
+          <w:sz w:val="18"/>
+        </w:rPr>
+        <w:t xml:space="preserve"> </w:t>
+      </w:r>
+    </w:p>
+    <w:p>
+      <w:pPr>
+        <w:spacing w:after="0" w:before="0"/>
+      </w:pPr>
+      <w:r>
+        <w:rPr>
+          <w:rFonts w:ascii="Consolas" w:hAnsi="Consolas"/>
+          <w:color w:val="101010"/>
+          <w:sz w:val="18"/>
+        </w:rPr>
+        <w:t>@mcp.tool()</w:t>
+      </w:r>
+    </w:p>
+    <w:p>
+      <w:pPr>
+        <w:spacing w:after="0" w:before="0"/>
+      </w:pPr>
+      <w:r>
+        <w:rPr>
+          <w:rFonts w:ascii="Consolas" w:hAnsi="Consolas"/>
+          <w:color w:val="101010"/>
+          <w:sz w:val="18"/>
+        </w:rPr>
+        <w:t>def run_query(sql: str) -&gt; list[tuple]:</w:t>
+      </w:r>
+    </w:p>
+    <w:p>
+      <w:pPr>
+        <w:spacing w:after="0" w:before="0"/>
+      </w:pPr>
+      <w:r>
+        <w:rPr>
+          <w:rFonts w:ascii="Consolas" w:hAnsi="Consolas"/>
+          <w:color w:val="101010"/>
+          <w:sz w:val="18"/>
+        </w:rPr>
+        <w:t xml:space="preserve">    '''Run a read-only SELECT, capped at 50 rows.'''</w:t>
+      </w:r>
+    </w:p>
+    <w:p>
+      <w:pPr>
+        <w:spacing w:after="0" w:before="0"/>
+      </w:pPr>
+      <w:r>
+        <w:rPr>
+          <w:rFonts w:ascii="Consolas" w:hAnsi="Consolas"/>
+          <w:color w:val="101010"/>
+          <w:sz w:val="18"/>
+        </w:rPr>
+        <w:t xml:space="preserve">    if not sql.strip().lower().startswith('select'):</w:t>
+      </w:r>
+    </w:p>
+    <w:p>
+      <w:pPr>
+        <w:spacing w:after="0" w:before="0"/>
+      </w:pPr>
+      <w:r>
+        <w:rPr>
+          <w:rFonts w:ascii="Consolas" w:hAnsi="Consolas"/>
+          <w:color w:val="101010"/>
+          <w:sz w:val="18"/>
+        </w:rPr>
+        <w:t xml:space="preserve">        raise ValueError('read-only: SELECT statements only')</w:t>
+      </w:r>
+    </w:p>
+    <w:p>
+      <w:pPr>
+        <w:spacing w:after="0" w:before="0"/>
+      </w:pPr>
+      <w:r>
+        <w:rPr>
+          <w:rFonts w:ascii="Consolas" w:hAnsi="Consolas"/>
+          <w:color w:val="101010"/>
+          <w:sz w:val="18"/>
+        </w:rPr>
+        <w:t xml:space="preserve">    con = sqlite3.connect(f'file:{DB}?mode=ro', uri=True)</w:t>
+      </w:r>
+    </w:p>
+    <w:p>
+      <w:pPr>
+        <w:spacing w:after="0" w:before="0"/>
+      </w:pPr>
+      <w:r>
+        <w:rPr>
+          <w:rFonts w:ascii="Consolas" w:hAnsi="Consolas"/>
+          <w:color w:val="101010"/>
+          <w:sz w:val="18"/>
+        </w:rPr>
+        <w:t xml:space="preserve">    return con.execute(sql).fetchmany(50)</w:t>
+      </w:r>
+    </w:p>
+    <w:p>
+      <w:pPr>
+        <w:spacing w:after="0" w:before="0"/>
+      </w:pPr>
+      <w:r>
+        <w:rPr>
+          <w:rFonts w:ascii="Consolas" w:hAnsi="Consolas"/>
+          <w:color w:val="101010"/>
+          <w:sz w:val="18"/>
+        </w:rPr>
+        <w:t xml:space="preserve"> </w:t>
+      </w:r>
+    </w:p>
+    <w:p>
+      <w:pPr>
+        <w:spacing w:after="0" w:before="0"/>
+      </w:pPr>
+      <w:r>
+        <w:rPr>
+          <w:rFonts w:ascii="Consolas" w:hAnsi="Consolas"/>
+          <w:color w:val="101010"/>
+          <w:sz w:val="18"/>
+        </w:rPr>
+        <w:t>if __name__ == '__main__':</w:t>
+      </w:r>
+    </w:p>
+    <w:p>
+      <w:pPr>
+        <w:spacing w:after="0" w:before="0"/>
+      </w:pPr>
+      <w:r>
+        <w:rPr>
+          <w:rFonts w:ascii="Consolas" w:hAnsi="Consolas"/>
+          <w:color w:val="101010"/>
+          <w:sz w:val="18"/>
+        </w:rPr>
+        <w:t xml:space="preserve">    mcp.run()</w:t>
+      </w:r>
+    </w:p>
+    <w:p>
+      <w:pPr>
+        <w:spacing w:after="0" w:before="0"/>
+      </w:pPr>
+      <w:r>
+        <w:rPr>
+          <w:rFonts w:ascii="Consolas" w:hAnsi="Consolas"/>
+          <w:color w:val="101010"/>
+          <w:sz w:val="18"/>
+        </w:rPr>
+        <w:t># TODO: point the ADK agent at this MCP server, then wrap the</w:t>
+      </w:r>
+    </w:p>
+    <w:p>
+      <w:pPr>
+        <w:spacing w:after="0" w:before="0"/>
+      </w:pPr>
+      <w:r>
+        <w:rPr>
+          <w:rFonts w:ascii="Consolas" w:hAnsi="Consolas"/>
+          <w:color w:val="101010"/>
+          <w:sz w:val="18"/>
+        </w:rPr>
+        <w:t># agent with an A2A endpoint and test with three external callers</w:t>
+      </w:r>
+    </w:p>
+    <w:p>
+      <w:pPr>
+        <w:spacing w:after="0" w:before="0"/>
+      </w:pPr>
+      <w:r>
+        <w:rPr>
+          <w:rFonts w:ascii="Consolas" w:hAnsi="Consolas"/>
+          <w:color w:val="101010"/>
+          <w:sz w:val="18"/>
+        </w:rPr>
+        <w:t xml:space="preserve"> </w:t>
+      </w:r>
+    </w:p>
+    <w:p>
+      <w:r>
+        <w:rPr>
+          <w:b/>
+          <w:color w:val="1E2761"/>
+          <w:sz w:val="32"/>
+        </w:rPr>
+        <w:t>Verification Checks</w:t>
+      </w:r>
+    </w:p>
+    <w:p>
+      <w:r>
+        <w:rPr>
+          <w:color w:val="333333"/>
+          <w:sz w:val="22"/>
+        </w:rPr>
+        <w:t>Run these before submitting. Each check catches a frequent failure.</w:t>
+      </w:r>
+    </w:p>
+    <w:p>
+      <w:pPr>
+        <w:pStyle w:val="ListBullet"/>
+      </w:pPr>
+      <w:r>
+        <w:rPr>
+          <w:color w:val="333333"/>
+          <w:sz w:val="22"/>
+        </w:rPr>
+        <w:t>An MCP client lists exactly three tools with docstrings intact.</w:t>
+      </w:r>
+    </w:p>
+    <w:p>
+      <w:pPr>
+        <w:pStyle w:val="ListBullet"/>
+      </w:pPr>
+      <w:r>
+        <w:rPr>
+          <w:color w:val="333333"/>
+          <w:sz w:val="22"/>
+        </w:rPr>
+        <w:t>run_query('DROP TABLE users') raises the read-only error; a SELECT returns at most 50 rows.</w:t>
+      </w:r>
+    </w:p>
+    <w:p>
+      <w:pPr>
+        <w:pStyle w:val="ListBullet"/>
+      </w:pPr>
+      <w:r>
+        <w:rPr>
+          <w:color w:val="333333"/>
+          <w:sz w:val="22"/>
+        </w:rPr>
+        <w:t>The ADK agent answers 'how many orders shipped last month?' by chaining list_tables, get_schema, run_query (verify in the trace).</w:t>
+      </w:r>
+    </w:p>
+    <w:p>
+      <w:pPr>
+        <w:pStyle w:val="ListBullet"/>
+      </w:pPr>
+      <w:r>
+        <w:rPr>
+          <w:color w:val="333333"/>
+          <w:sz w:val="22"/>
+        </w:rPr>
+        <w:t>The A2A endpoint serves the agent card and completes a task from an external client script.</w:t>
       </w:r>
     </w:p>
     <w:p>
@@ -518,6 +1059,7 @@
       </w:r>
     </w:p>
     <w:sectPr>
+      <w:footerReference w:type="default" r:id="rId9"/>
       <w:pgSz w:w="12240" w:h="15840"/>
       <w:pgMar w:top="1152" w:right="1296" w:bottom="1152" w:left="1296" w:header="720" w:footer="720" w:gutter="0"/>
       <w:cols w:space="720"/>
@@ -525,6 +1067,25 @@
     </w:sectPr>
   </w:body>
 </w:document>
+</file>
+
+<file path=word/footer1.xml><?xml version="1.0" encoding="utf-8"?>
+<w:ftr xmlns:m="http://schemas.openxmlformats.org/officeDocument/2006/math" xmlns:mc="http://schemas.openxmlformats.org/markup-compatibility/2006" xmlns:mo="http://schemas.microsoft.com/office/mac/office/2008/main" xmlns:mv="urn:schemas-microsoft-com:mac:vml" xmlns:o="urn:schemas-microsoft-com:office:office" xmlns:r="http://schemas.openxmlformats.org/officeDocument/2006/relationships" xmlns:v="urn:schemas-microsoft-com:vml" xmlns:w10="urn:schemas-microsoft-com:office:word" xmlns:w14="http://schemas.microsoft.com/office/word/2010/wordml" xmlns:w="http://schemas.openxmlformats.org/wordprocessingml/2006/main" xmlns:wne="http://schemas.microsoft.com/office/word/2006/wordml" xmlns:wp14="http://schemas.microsoft.com/office/word/2010/wordprocessingDrawing" xmlns:wp="http://schemas.openxmlformats.org/drawingml/2006/wordprocessingDrawing" xmlns:wpc="http://schemas.microsoft.com/office/word/2010/wordprocessingCanvas" xmlns:wpg="http://schemas.microsoft.com/office/word/2010/wordprocessingGroup" xmlns:wpi="http://schemas.microsoft.com/office/word/2010/wordprocessingInk" xmlns:wps="http://schemas.microsoft.com/office/word/2010/wordprocessingShape" mc:Ignorable="w14 wp14">
+  <w:p>
+    <w:pPr>
+      <w:pStyle w:val="Footer"/>
+      <w:jc w:val="center"/>
+    </w:pPr>
+    <w:r>
+      <w:rPr>
+        <w:rFonts w:ascii="Calibri" w:hAnsi="Calibri"/>
+        <w:color w:val="333333"/>
+        <w:sz w:val="18"/>
+      </w:rPr>
+      <w:t>© 2026 Proxiant Academy | info@proxiant.com | proxiant.ai/training</w:t>
+    </w:r>
+  </w:p>
+</w:ftr>
 </file>
 
 <file path=word/numbering.xml><?xml version="1.0" encoding="utf-8"?>
